--- a/supplementary/Supplementary_Information_Complete.docx
+++ b/supplementary/Supplementary_Information_Complete.docx
@@ -186,6 +186,23 @@
           <w:sz w:val="21"/>
         </w:rPr>
         <w:t>• Supplementary Note 6: Biochemical Mechanism of Synergistic Epigenetic Combination Therapies</w:t>
+      </w:r>
+    </w:p>
+    <w:p>
+      <w:pPr>
+        <w:spacing w:before="40" w:after="40" w:line="276" w:lineRule="auto"/>
+        <w:ind w:left="360"/>
+        <w:jc w:val="both"/>
+      </w:pPr>
+      <w:r>
+        <w:rPr>
+          <w:rFonts w:ascii="Times New Roman" w:hAnsi="Times New Roman"/>
+          <w:b w:val="0"/>
+          <w:i w:val="0"/>
+          <w:color w:val="000000"/>
+          <w:sz w:val="21"/>
+        </w:rPr>
+        <w:t>• Guide to Supplementary Data, Tables, and Interactive Displays</w:t>
       </w:r>
     </w:p>
     <w:p>
@@ -497,6 +514,208 @@
       </w:r>
     </w:p>
     <w:p>
+      <w:r>
+        <w:br w:type="page"/>
+      </w:r>
+    </w:p>
+    <w:p>
+      <w:pPr>
+        <w:spacing w:before="160" w:after="120" w:line="276" w:lineRule="auto"/>
+        <w:jc w:val="both"/>
+      </w:pPr>
+      <w:r>
+        <w:rPr>
+          <w:rFonts w:ascii="Times New Roman" w:hAnsi="Times New Roman"/>
+          <w:b/>
+          <w:i w:val="0"/>
+          <w:color w:val="000000"/>
+          <w:sz w:val="28"/>
+        </w:rPr>
+        <w:t>Guide to Supplementary Data, Tables, and Interactive Displays</w:t>
+      </w:r>
+    </w:p>
+    <w:p>
+      <w:pPr>
+        <w:spacing w:before="40" w:after="120" w:line="276" w:lineRule="auto"/>
+        <w:jc w:val="both"/>
+      </w:pPr>
+      <w:r>
+        <w:rPr>
+          <w:rFonts w:ascii="Times New Roman" w:hAnsi="Times New Roman"/>
+          <w:b w:val="0"/>
+          <w:i w:val="0"/>
+          <w:color w:val="000000"/>
+          <w:sz w:val="22"/>
+        </w:rPr>
+        <w:t>In accordance with journal data reporting standards (Nature Portfolio, Bioinformatics, Genome Biology), the manuscript links to external high-throughput datasets, comprehensive prior matrices, and standalone interactive visualization models. These artifacts are organized as follows:</w:t>
+      </w:r>
+    </w:p>
+    <w:p>
+      <w:pPr>
+        <w:spacing w:before="80" w:after="40" w:line="276" w:lineRule="auto"/>
+        <w:jc w:val="both"/>
+      </w:pPr>
+      <w:r>
+        <w:rPr>
+          <w:rFonts w:ascii="Times New Roman" w:hAnsi="Times New Roman"/>
+          <w:b/>
+          <w:i w:val="0"/>
+          <w:color w:val="000000"/>
+          <w:sz w:val="22"/>
+        </w:rPr>
+        <w:t>Supplementary Data 1 (Supplementary_Data_1_Dataset_and_QC_Summary.xlsx)</w:t>
+      </w:r>
+    </w:p>
+    <w:p>
+      <w:pPr>
+        <w:spacing w:before="0" w:after="80" w:line="276" w:lineRule="auto"/>
+        <w:ind w:left="288"/>
+        <w:jc w:val="both"/>
+      </w:pPr>
+      <w:r>
+        <w:rPr>
+          <w:rFonts w:ascii="Times New Roman" w:hAnsi="Times New Roman"/>
+          <w:b w:val="0"/>
+          <w:i w:val="0"/>
+          <w:color w:val="000000"/>
+          <w:sz w:val="21"/>
+        </w:rPr>
+        <w:t>Comprehensive catalog of experimental single-cell sequencing parameters, cell filtering thresholds (&gt;= 200 detected genes, &lt;= 15% mitochondrial reads), sequencing depth metrics (median 6,519 UMIs, 2,138 genes), and cohort breakdowns across 95,678 MDA-MB-231 cells (GSE224986).</w:t>
+      </w:r>
+    </w:p>
+    <w:p>
+      <w:pPr>
+        <w:spacing w:before="80" w:after="40" w:line="276" w:lineRule="auto"/>
+        <w:jc w:val="both"/>
+      </w:pPr>
+      <w:r>
+        <w:rPr>
+          <w:rFonts w:ascii="Times New Roman" w:hAnsi="Times New Roman"/>
+          <w:b/>
+          <w:i w:val="0"/>
+          <w:color w:val="000000"/>
+          <w:sz w:val="22"/>
+        </w:rPr>
+        <w:t>Supplementary Table 1 (Supplementary_Table_1_Full_15k_TF_Enhancer_Priors.xlsx)</w:t>
+      </w:r>
+    </w:p>
+    <w:p>
+      <w:pPr>
+        <w:spacing w:before="0" w:after="80" w:line="276" w:lineRule="auto"/>
+        <w:ind w:left="288"/>
+        <w:jc w:val="both"/>
+      </w:pPr>
+      <w:r>
+        <w:rPr>
+          <w:rFonts w:ascii="Times New Roman" w:hAnsi="Times New Roman"/>
+          <w:b w:val="0"/>
+          <w:i w:val="0"/>
+          <w:color w:val="000000"/>
+          <w:sz w:val="21"/>
+        </w:rPr>
+        <w:t>Full genome-wide physical transcription factor binding prior matrix, encompassing all 15,059 physical TF–enhancer binding events across 161 unique transcription factors mapped to 819 targeted super-enhancer loci from ENCODE Factorbook ChIP-seq data (encRegTfbsClustered).</w:t>
+      </w:r>
+    </w:p>
+    <w:p>
+      <w:pPr>
+        <w:spacing w:before="80" w:after="40" w:line="276" w:lineRule="auto"/>
+        <w:jc w:val="both"/>
+      </w:pPr>
+      <w:r>
+        <w:rPr>
+          <w:rFonts w:ascii="Times New Roman" w:hAnsi="Times New Roman"/>
+          <w:b/>
+          <w:i w:val="0"/>
+          <w:color w:val="000000"/>
+          <w:sz w:val="22"/>
+        </w:rPr>
+        <w:t>Supplementary Data 2 (Supplementary_Data_2_Perturbation_Responses.csv.gz)</w:t>
+      </w:r>
+    </w:p>
+    <w:p>
+      <w:pPr>
+        <w:spacing w:before="0" w:after="80" w:line="276" w:lineRule="auto"/>
+        <w:ind w:left="288"/>
+        <w:jc w:val="both"/>
+      </w:pPr>
+      <w:r>
+        <w:rPr>
+          <w:rFonts w:ascii="Times New Roman" w:hAnsi="Times New Roman"/>
+          <w:b w:val="0"/>
+          <w:i w:val="0"/>
+          <w:color w:val="000000"/>
+          <w:sz w:val="21"/>
+        </w:rPr>
+        <w:t>Interventional functional perturbation response matrix containing 1,110,566 candidate functional regulatory responses (|log2 FC| &gt;= 0.25, |t| &gt;= 2.5, p &lt; 0.012) across 819 targeted super-enhancers and 32,799 target genes in MDA-MB-231 cells. Preserved as a compressed GZIP CSV (25.1 MB) in repository data archives.</w:t>
+      </w:r>
+    </w:p>
+    <w:p>
+      <w:pPr>
+        <w:spacing w:before="80" w:after="40" w:line="276" w:lineRule="auto"/>
+        <w:jc w:val="both"/>
+      </w:pPr>
+      <w:r>
+        <w:rPr>
+          <w:rFonts w:ascii="Times New Roman" w:hAnsi="Times New Roman"/>
+          <w:b/>
+          <w:i w:val="0"/>
+          <w:color w:val="000000"/>
+          <w:sz w:val="22"/>
+        </w:rPr>
+        <w:t>Supplementary Data 3 (Supplementary_Data_3_Tripartite_Causal_GRN.csv.gz)</w:t>
+      </w:r>
+    </w:p>
+    <w:p>
+      <w:pPr>
+        <w:spacing w:before="0" w:after="80" w:line="276" w:lineRule="auto"/>
+        <w:ind w:left="288"/>
+        <w:jc w:val="both"/>
+      </w:pPr>
+      <w:r>
+        <w:rPr>
+          <w:rFonts w:ascii="Times New Roman" w:hAnsi="Times New Roman"/>
+          <w:b w:val="0"/>
+          <w:i w:val="0"/>
+          <w:color w:val="000000"/>
+          <w:sz w:val="21"/>
+        </w:rPr>
+        <w:t>Complete triangulated tripartite causal Gene Regulatory Network matrix, encompassing 6,366,350 high-confidence directed regulatory paths (TF -&gt; Enhancer -&gt; Target Gene) with composite causal regulatory weights. Deposited with open-science permanent DOI (180.2 MB compressed GZIP CSV).</w:t>
+      </w:r>
+    </w:p>
+    <w:p>
+      <w:pPr>
+        <w:spacing w:before="80" w:after="40" w:line="276" w:lineRule="auto"/>
+        <w:jc w:val="both"/>
+      </w:pPr>
+      <w:r>
+        <w:rPr>
+          <w:rFonts w:ascii="Times New Roman" w:hAnsi="Times New Roman"/>
+          <w:b/>
+          <w:i w:val="0"/>
+          <w:color w:val="000000"/>
+          <w:sz w:val="22"/>
+        </w:rPr>
+        <w:t>Supplementary Display 1 (Supplementary_Display_1_Interactive_Network.html)</w:t>
+      </w:r>
+    </w:p>
+    <w:p>
+      <w:pPr>
+        <w:spacing w:before="0" w:after="80" w:line="276" w:lineRule="auto"/>
+        <w:ind w:left="288"/>
+        <w:jc w:val="both"/>
+      </w:pPr>
+      <w:r>
+        <w:rPr>
+          <w:rFonts w:ascii="Times New Roman" w:hAnsi="Times New Roman"/>
+          <w:b w:val="0"/>
+          <w:i w:val="0"/>
+          <w:color w:val="000000"/>
+          <w:sz w:val="21"/>
+        </w:rPr>
+        <w:t>Standalone, interactive 2D/3D force-directed physics graph of the reconstructed tripartite causal regulatory network, enabling dynamic zooming, draggable nodes, regulon filtering, and sub-network inspection directly in standard web browsers.</w:t>
+      </w:r>
+    </w:p>
+    <w:p>
       <w:pPr>
         <w:sectPr>
           <w:pgSz w:w="12240" w:h="15840"/>
@@ -1386,7 +1605,7 @@
           <w:color w:val="000000"/>
           <w:sz w:val="18"/>
         </w:rPr>
-        <w:t>Note: Single-cell libraries were generated using 10x Genomics Chromium 3' chemistry with direct guide capture across 8 lanes (Lewis et al., 2024).</w:t>
+        <w:t>Note: Single-cell libraries were generated using 10x Genomics Chromium 3' chemistry with direct guide capture across 8 lanes (Lewis et al., 2024). Full parameters also formatted in Supplementary Data 1.</w:t>
       </w:r>
     </w:p>
     <w:p>
@@ -3316,7 +3535,7 @@
           <w:color w:val="000000"/>
           <w:sz w:val="18"/>
         </w:rPr>
-        <w:t>Note: Top 12 transcription factors ranked by target enhancer occupancy shown. Complete 20-TF cohort provided in repository table.</w:t>
+        <w:t>Note: Top 12 transcription factors ranked by target enhancer occupancy shown. Complete 15,059-edge prior matrix provided in Supplementary Table 1 (Supplementary_Table_1_Full_15k_TF_Enhancer_Priors.xlsx).</w:t>
       </w:r>
     </w:p>
     <w:p>
@@ -5611,7 +5830,7 @@
           <w:color w:val="000000"/>
           <w:sz w:val="18"/>
         </w:rPr>
-        <w:t>Note: Top 12 causal regulators ranked by total causal outgoing edges shown. Complete 20-regulator matrix provided in repository table.</w:t>
+        <w:t>Note: Top 12 causal regulators ranked by total causal outgoing edges shown. Full causal edge network provided in Supplementary Data 3.</w:t>
       </w:r>
     </w:p>
     <w:p>

--- a/supplementary/Supplementary_Information_Complete.docx
+++ b/supplementary/Supplementary_Information_Complete.docx
@@ -243,29 +243,6 @@
           <w:sz w:val="21"/>
         </w:rPr>
         <w:t>• Supplementary Tables S1–S8 (Complete Embedded Tables)</w:t>
-      </w:r>
-    </w:p>
-    <w:p>
-      <w:pPr>
-        <w:spacing w:before="40" w:after="40"/>
-        <w:ind w:left="360"/>
-        <w:jc w:val="both"/>
-      </w:pPr>
-      <w:r>
-        <w:rPr>
-          <w:rFonts w:ascii="Times New Roman" w:hAnsi="Times New Roman"/>
-          <w:color w:val="000000"/>
-          <w:sz w:val="21"/>
-        </w:rPr>
-        <w:t>• Supplementary Figure Legends (Figures 1–8 and Gra</w:t>
-      </w:r>
-      <w:r>
-        <w:rPr>
-          <w:rFonts w:ascii="Times New Roman" w:hAnsi="Times New Roman"/>
-          <w:color w:val="000000"/>
-          <w:sz w:val="21"/>
-        </w:rPr>
-        <w:t>phical Abstract)</w:t>
       </w:r>
     </w:p>
     <w:p>
@@ -12625,466 +12602,6 @@
           <w:docGrid w:linePitch="360"/>
         </w:sectPr>
       </w:pPr>
-    </w:p>
-    <w:p>
-      <w:pPr>
-        <w:spacing w:before="80" w:after="160"/>
-        <w:jc w:val="both"/>
-      </w:pPr>
-      <w:r>
-        <w:rPr>
-          <w:rFonts w:ascii="Times New Roman" w:hAnsi="Times New Roman"/>
-          <w:b/>
-          <w:color w:val="000000"/>
-          <w:sz w:val="28"/>
-        </w:rPr>
-        <w:lastRenderedPageBreak/>
-        <w:t>Supplementary Figure Legends</w:t>
-      </w:r>
-    </w:p>
-    <w:p>
-      <w:pPr>
-        <w:spacing w:before="40" w:after="120"/>
-        <w:jc w:val="both"/>
-      </w:pPr>
-      <w:r>
-        <w:rPr>
-          <w:rFonts w:ascii="Times New Roman" w:hAnsi="Times New Roman"/>
-          <w:color w:val="000000"/>
-          <w:sz w:val="20"/>
-        </w:rPr>
-        <w:t>Manuscript Figure Legends and Captions</w:t>
-      </w:r>
-    </w:p>
-    <w:p>
-      <w:pPr>
-        <w:spacing w:before="120" w:after="40"/>
-        <w:jc w:val="both"/>
-      </w:pPr>
-      <w:r>
-        <w:rPr>
-          <w:rFonts w:ascii="Times New Roman" w:hAnsi="Times New Roman"/>
-          <w:b/>
-          <w:color w:val="000000"/>
-        </w:rPr>
-        <w:t xml:space="preserve">Figure 1 | Single-cell CRISPRi quality control, transcriptional landscape, and </w:t>
-      </w:r>
-      <w:r>
-        <w:rPr>
-          <w:rFonts w:ascii="Times New Roman" w:hAnsi="Times New Roman"/>
-          <w:b/>
-          <w:color w:val="000000"/>
-        </w:rPr>
-        <w:t>perturbation assignment in triple-negative breast cancer (MDA-MB-231).</w:t>
-      </w:r>
-    </w:p>
-    <w:p>
-      <w:pPr>
-        <w:spacing w:before="40" w:after="120"/>
-        <w:jc w:val="both"/>
-      </w:pPr>
-      <w:r>
-        <w:rPr>
-          <w:rFonts w:ascii="Times New Roman" w:hAnsi="Times New Roman"/>
-          <w:color w:val="000000"/>
-          <w:sz w:val="20"/>
-        </w:rPr>
-        <w:t xml:space="preserve">a, Distribution of total sequenced unique molecular identifiers (UMIs) per single cell across 95,678 cells (median UMI count shown by vertical dashed line). b, Distribution of detected </w:t>
-      </w:r>
-      <w:r>
-        <w:rPr>
-          <w:rFonts w:ascii="Times New Roman" w:hAnsi="Times New Roman"/>
-          <w:color w:val="000000"/>
-          <w:sz w:val="20"/>
-        </w:rPr>
-        <w:t>genes per single cell following standard quality control filtering (cells with &lt;200 detected genes excluded). c, Uniform Manifold Approximation and Projection (UMAP) of single-cell transcriptomes colored by Leiden graph clustering cell states (Clusters 0 t</w:t>
-      </w:r>
-      <w:r>
-        <w:rPr>
-          <w:rFonts w:ascii="Times New Roman" w:hAnsi="Times New Roman"/>
-          <w:color w:val="000000"/>
-          <w:sz w:val="20"/>
-        </w:rPr>
-        <w:t>o 11), identifying distinct phenotypic subpopulations in basal-like TNBC. d, Single-cell guide perturbation cohort breakdown, classifying cells into single-guide perturbations (n = 3,930; primary interventional cohort), combinatorial multi-guide perturbati</w:t>
-      </w:r>
-      <w:r>
-        <w:rPr>
-          <w:rFonts w:ascii="Times New Roman" w:hAnsi="Times New Roman"/>
-          <w:color w:val="000000"/>
-          <w:sz w:val="20"/>
-        </w:rPr>
-        <w:t>ons (n = 83,981), and unassigned negative control cells (n = 7,767).</w:t>
-      </w:r>
-    </w:p>
-    <w:p>
-      <w:pPr>
-        <w:spacing w:before="120" w:after="40"/>
-        <w:jc w:val="both"/>
-      </w:pPr>
-      <w:r>
-        <w:rPr>
-          <w:rFonts w:ascii="Times New Roman" w:hAnsi="Times New Roman"/>
-          <w:b/>
-          <w:color w:val="000000"/>
-        </w:rPr>
-        <w:t>Figure 2 | Epigenetic multi-omics prior mapping of transcription factor binding to perturbed enhancers in TNBC.</w:t>
-      </w:r>
-    </w:p>
-    <w:p>
-      <w:pPr>
-        <w:spacing w:before="40" w:after="120"/>
-        <w:jc w:val="both"/>
-      </w:pPr>
-      <w:r>
-        <w:rPr>
-          <w:rFonts w:ascii="Times New Roman" w:hAnsi="Times New Roman"/>
-          <w:color w:val="000000"/>
-          <w:sz w:val="20"/>
-        </w:rPr>
-        <w:t>a, Top 15 master transcription factors ranked by physical binding occupancy</w:t>
-      </w:r>
-      <w:r>
-        <w:rPr>
-          <w:rFonts w:ascii="Times New Roman" w:hAnsi="Times New Roman"/>
-          <w:color w:val="000000"/>
-          <w:sz w:val="20"/>
-        </w:rPr>
-        <w:t xml:space="preserve"> across targeted super-enhancer loci (from the 1,475-locus screen library) in human TNBC, quantified from ENCODE ChIP-seq clustered binding peaks. b, Enhancer regulatory occupancy distribution, depicting the number of distinct transcription factors binding</w:t>
-      </w:r>
-      <w:r>
-        <w:rPr>
-          <w:rFonts w:ascii="Times New Roman" w:hAnsi="Times New Roman"/>
-          <w:color w:val="000000"/>
-          <w:sz w:val="20"/>
-        </w:rPr>
-        <w:t xml:space="preserve"> per targeted enhancer locus, highlighting high-density super-enhancers governing TNBC oncogenic signaling.</w:t>
-      </w:r>
-    </w:p>
-    <w:p>
-      <w:pPr>
-        <w:spacing w:before="120" w:after="40"/>
-        <w:jc w:val="both"/>
-      </w:pPr>
-      <w:r>
-        <w:rPr>
-          <w:rFonts w:ascii="Times New Roman" w:hAnsi="Times New Roman"/>
-          <w:b/>
-          <w:color w:val="000000"/>
-        </w:rPr>
-        <w:t>Figure 3 | Functional enhancer perturbation response landscape in single-cell CRISPRi.</w:t>
-      </w:r>
-    </w:p>
-    <w:p>
-      <w:pPr>
-        <w:spacing w:before="40" w:after="120"/>
-        <w:jc w:val="both"/>
-      </w:pPr>
-      <w:r>
-        <w:rPr>
-          <w:rFonts w:ascii="Times New Roman" w:hAnsi="Times New Roman"/>
-          <w:color w:val="000000"/>
-          <w:sz w:val="20"/>
-        </w:rPr>
-        <w:t>a, Distribution of differential expression effect sizes (log2</w:t>
-      </w:r>
-      <w:r>
-        <w:rPr>
-          <w:rFonts w:ascii="Times New Roman" w:hAnsi="Times New Roman"/>
-          <w:color w:val="000000"/>
-          <w:sz w:val="20"/>
-        </w:rPr>
-        <w:t xml:space="preserve"> fold change) of downstream genes following single-guide CRISPRi perturbation of targeted enhancers, demonstrating significant bidirectional transcriptional modulation. b, Volcano landscape of enhancer-to-gene perturbation responses, plotting log2 fold cha</w:t>
-      </w:r>
-      <w:r>
-        <w:rPr>
-          <w:rFonts w:ascii="Times New Roman" w:hAnsi="Times New Roman"/>
-          <w:color w:val="000000"/>
-          <w:sz w:val="20"/>
-        </w:rPr>
-        <w:t>nge against statistical significance (-log10 p-value). Significant functional causal responses (|log2 FC| &gt;= 0.25, |t-stat| &gt;= 2.5) are highlighted in teal (downregulated) and coral (upregulated).</w:t>
-      </w:r>
-    </w:p>
-    <w:p>
-      <w:pPr>
-        <w:spacing w:before="120" w:after="40"/>
-        <w:jc w:val="both"/>
-      </w:pPr>
-      <w:r>
-        <w:rPr>
-          <w:rFonts w:ascii="Times New Roman" w:hAnsi="Times New Roman"/>
-          <w:b/>
-          <w:color w:val="000000"/>
-        </w:rPr>
-        <w:t>Figure 4 | Architecture of the triangulated multi-omics tri</w:t>
-      </w:r>
-      <w:r>
-        <w:rPr>
-          <w:rFonts w:ascii="Times New Roman" w:hAnsi="Times New Roman"/>
-          <w:b/>
-          <w:color w:val="000000"/>
-        </w:rPr>
-        <w:t>partite gene regulatory network in TNBC.</w:t>
-      </w:r>
-    </w:p>
-    <w:p>
-      <w:pPr>
-        <w:spacing w:before="40" w:after="120"/>
-        <w:jc w:val="both"/>
-      </w:pPr>
-      <w:r>
-        <w:rPr>
-          <w:rFonts w:ascii="Times New Roman" w:hAnsi="Times New Roman"/>
-          <w:color w:val="000000"/>
-          <w:sz w:val="20"/>
-        </w:rPr>
-        <w:t>a, Top master causal transcription factors ranked by cumulative outgoing causal edges in the tripartite network (TF -&gt; Enhancer -&gt; Target Gene), requiring simultaneous physical ChIP-seq binding and functional CRISPR</w:t>
-      </w:r>
-      <w:r>
-        <w:rPr>
-          <w:rFonts w:ascii="Times New Roman" w:hAnsi="Times New Roman"/>
-          <w:color w:val="000000"/>
-          <w:sz w:val="20"/>
-        </w:rPr>
-        <w:t>i perturbation response. b, Distribution of triangulated causal regulatory weights (W_causal = ChIP_Confidence * |log2 FC| * |t-stat|), showing power-law scaling characteristic of scale-free biological regulatory hubs. c, Tripartite directed causal gene re</w:t>
-      </w:r>
-      <w:r>
-        <w:rPr>
-          <w:rFonts w:ascii="Times New Roman" w:hAnsi="Times New Roman"/>
-          <w:color w:val="000000"/>
-          <w:sz w:val="20"/>
-        </w:rPr>
-        <w:t xml:space="preserve">gulatory network subgraph illustrating core information transmission from master transcription factors (red diamonds) through targeted super-enhancers (purple circles) to key oncogenic downstream effectors (teal circles; e.g., HSP90AB1, ANXA2, PFN1, CFL1, </w:t>
-      </w:r>
-      <w:r>
-        <w:rPr>
-          <w:rFonts w:ascii="Times New Roman" w:hAnsi="Times New Roman"/>
-          <w:color w:val="000000"/>
-          <w:sz w:val="20"/>
-        </w:rPr>
-        <w:t>CALR, RACK1, RPS8). Dashed lines denote physical ChIP-seq binding priors; solid directed arrows denote functional causal activation (orange) or causal repression (blue) weighted by triangulated causal score.</w:t>
-      </w:r>
-    </w:p>
-    <w:p>
-      <w:pPr>
-        <w:spacing w:before="120" w:after="40"/>
-        <w:jc w:val="both"/>
-      </w:pPr>
-      <w:r>
-        <w:rPr>
-          <w:rFonts w:ascii="Times New Roman" w:hAnsi="Times New Roman"/>
-          <w:b/>
-          <w:color w:val="000000"/>
-        </w:rPr>
-        <w:t xml:space="preserve">Figure 5 | Master driver prioritization and </w:t>
-      </w:r>
-      <w:r>
-        <w:rPr>
-          <w:rFonts w:ascii="Times New Roman" w:hAnsi="Times New Roman"/>
-          <w:b/>
-          <w:color w:val="000000"/>
-        </w:rPr>
-        <w:t>phenotypic hallmark pathway enrichment in TNBC.</w:t>
-      </w:r>
-    </w:p>
-    <w:p>
-      <w:pPr>
-        <w:spacing w:before="40" w:after="120"/>
-        <w:jc w:val="both"/>
-      </w:pPr>
-      <w:r>
-        <w:rPr>
-          <w:rFonts w:ascii="Times New Roman" w:hAnsi="Times New Roman"/>
-          <w:color w:val="000000"/>
-          <w:sz w:val="20"/>
-        </w:rPr>
-        <w:t>a, MSigDB Hallmark pathway enrichment analysis of downstream causal regulons governed by prioritized master transcription factors. Enriched pathways include Epithelial-Mesenchymal Transition (EMT), E2F Target</w:t>
-      </w:r>
-      <w:r>
-        <w:rPr>
-          <w:rFonts w:ascii="Times New Roman" w:hAnsi="Times New Roman"/>
-          <w:color w:val="000000"/>
-          <w:sz w:val="20"/>
-        </w:rPr>
-        <w:t xml:space="preserve">s, G2M Checkpoint, and Hypoxia (bubble size indicates gene count, color indicates -log10 FDR adjusted p-value). b, Network centrality vs causal regulatory weight scatter plot for prioritized transcriptional drivers. Master regulators (CTCF, POLR2A, EP300, </w:t>
-      </w:r>
-      <w:r>
-        <w:rPr>
-          <w:rFonts w:ascii="Times New Roman" w:hAnsi="Times New Roman"/>
-          <w:color w:val="000000"/>
-          <w:sz w:val="20"/>
-        </w:rPr>
-        <w:t>JUND, MYC, FOS, HDAC2, MAX) are identified with dynamic text repulsion (adjustText) to prevent label overlap.</w:t>
-      </w:r>
-    </w:p>
-    <w:p>
-      <w:pPr>
-        <w:spacing w:before="120" w:after="40"/>
-        <w:jc w:val="both"/>
-      </w:pPr>
-      <w:r>
-        <w:rPr>
-          <w:rFonts w:ascii="Times New Roman" w:hAnsi="Times New Roman"/>
-          <w:b/>
-          <w:color w:val="000000"/>
-        </w:rPr>
-        <w:t>Figure 6 | Predictive machine learning validation and non-linear SHAP feature attributions.</w:t>
-      </w:r>
-    </w:p>
-    <w:p>
-      <w:pPr>
-        <w:spacing w:before="40" w:after="120"/>
-        <w:jc w:val="both"/>
-      </w:pPr>
-      <w:r>
-        <w:rPr>
-          <w:rFonts w:ascii="Times New Roman" w:hAnsi="Times New Roman"/>
-          <w:color w:val="000000"/>
-          <w:sz w:val="20"/>
-        </w:rPr>
-        <w:t>a, Ranking of top master transcription factors by mean</w:t>
-      </w:r>
-      <w:r>
-        <w:rPr>
-          <w:rFonts w:ascii="Times New Roman" w:hAnsi="Times New Roman"/>
-          <w:color w:val="000000"/>
-          <w:sz w:val="20"/>
-        </w:rPr>
-        <w:t xml:space="preserve"> absolute SHAP values (TreeExplainer) derived from gradient boosted decision trees predicting downstream target gene responsiveness, confirming non-linear predictive feature </w:t>
-      </w:r>
-      <w:r>
-        <w:rPr>
-          <w:rFonts w:ascii="Times New Roman" w:hAnsi="Times New Roman"/>
-          <w:color w:val="000000"/>
-          <w:sz w:val="20"/>
-        </w:rPr>
-        <w:lastRenderedPageBreak/>
-        <w:t xml:space="preserve">importance. b, SHAP attribution curve for JUND across varying regulatory weights, </w:t>
-      </w:r>
-      <w:r>
-        <w:rPr>
-          <w:rFonts w:ascii="Times New Roman" w:hAnsi="Times New Roman"/>
-          <w:color w:val="000000"/>
-          <w:sz w:val="20"/>
-        </w:rPr>
-        <w:t>revealing non-monotonic threshold dynamics in downstream oncogene activation.</w:t>
-      </w:r>
-    </w:p>
-    <w:p>
-      <w:pPr>
-        <w:spacing w:before="120" w:after="40"/>
-        <w:jc w:val="both"/>
-      </w:pPr>
-      <w:r>
-        <w:rPr>
-          <w:rFonts w:ascii="Times New Roman" w:hAnsi="Times New Roman"/>
-          <w:b/>
-          <w:color w:val="000000"/>
-        </w:rPr>
-        <w:t>Figure 7 | Quantitative benchmarking, in silico perturbation simulation, and clinical prognostic validation.</w:t>
-      </w:r>
-    </w:p>
-    <w:p>
-      <w:pPr>
-        <w:spacing w:before="40" w:after="120"/>
-        <w:jc w:val="both"/>
-      </w:pPr>
-      <w:r>
-        <w:rPr>
-          <w:rFonts w:ascii="Times New Roman" w:hAnsi="Times New Roman"/>
-          <w:color w:val="000000"/>
-          <w:sz w:val="20"/>
-        </w:rPr>
-        <w:t xml:space="preserve">a, Precision-Recall curves comparing Triangulated Causal ML (AUPRC = </w:t>
-      </w:r>
-      <w:r>
-        <w:rPr>
-          <w:rFonts w:ascii="Times New Roman" w:hAnsi="Times New Roman"/>
-          <w:color w:val="000000"/>
-          <w:sz w:val="20"/>
-        </w:rPr>
-        <w:t xml:space="preserve">0.87) against baseline GRN methods: ChIP-seq prior alone (AUPRC = 0.72), Co-expression correlation (AUPRC = 0.68), and GENIE3 tree regression (AUPRC = 0.63) evaluated against held-out experimental CRISPRi ground truth. b, Receiver Operating Characteristic </w:t>
-      </w:r>
-      <w:r>
-        <w:rPr>
-          <w:rFonts w:ascii="Times New Roman" w:hAnsi="Times New Roman"/>
-          <w:color w:val="000000"/>
-          <w:sz w:val="20"/>
-        </w:rPr>
-        <w:t>(ROC) curves across all four evaluated methods, demonstrating superior sensitivity and specificity for Causal ML (AUROC = 0.90) and suppressed false discovery burden relative to ChIP-seq alone (AUROC = 0.89). c, In silico simulated driver inactivation pred</w:t>
-      </w:r>
-      <w:r>
-        <w:rPr>
-          <w:rFonts w:ascii="Times New Roman" w:hAnsi="Times New Roman"/>
-          <w:color w:val="000000"/>
-          <w:sz w:val="20"/>
-        </w:rPr>
-        <w:t>ictions (|ΔŶ|) vs experimental CRISPRi log2 fold changes (|Log2 FC|) for master regulons (JUND, MYC, EP300, CTCF), exhibiting robust predictive concordance along the diagonal calibration (R² = 0.47, Pearson r = 0.69, p = 3.37 × 10⁻¹²², N = 864 target gene</w:t>
-      </w:r>
-      <w:r>
-        <w:rPr>
-          <w:rFonts w:ascii="Times New Roman" w:hAnsi="Times New Roman"/>
-          <w:color w:val="000000"/>
-          <w:sz w:val="20"/>
-        </w:rPr>
-        <w:t>s). d, Forest plot of clinical Hazard Ratios (95% CI) for prioritized master regulators in clinically annotated Triple-Negative / Basal-like breast cancer patient cohorts (TCGA-BRCA, n = 160; METABRIC, n = 320), confirming significant association with aggr</w:t>
-      </w:r>
-      <w:r>
-        <w:rPr>
-          <w:rFonts w:ascii="Times New Roman" w:hAnsi="Times New Roman"/>
-          <w:color w:val="000000"/>
-          <w:sz w:val="20"/>
-        </w:rPr>
-        <w:t>essive disease and reduced overall survival (p ≤ 0.019).</w:t>
-      </w:r>
-    </w:p>
-    <w:p>
-      <w:pPr>
-        <w:spacing w:before="120" w:after="40"/>
-        <w:jc w:val="both"/>
-      </w:pPr>
-      <w:r>
-        <w:rPr>
-          <w:rFonts w:ascii="Times New Roman" w:hAnsi="Times New Roman"/>
-          <w:b/>
-          <w:color w:val="000000"/>
-        </w:rPr>
-        <w:t>Figure 8 | Translational therapeutic vulnerabilities and in silico combinatorial intervention efficacy in TNBC.</w:t>
-      </w:r>
-    </w:p>
-    <w:p>
-      <w:pPr>
-        <w:spacing w:before="40" w:after="120"/>
-        <w:jc w:val="both"/>
-      </w:pPr>
-      <w:r>
-        <w:rPr>
-          <w:rFonts w:ascii="Times New Roman" w:hAnsi="Times New Roman"/>
-          <w:color w:val="000000"/>
-          <w:sz w:val="20"/>
-        </w:rPr>
-        <w:t xml:space="preserve">a, Predicted therapeutic sensitivity index across prioritized master regulators mapped </w:t>
-      </w:r>
-      <w:r>
-        <w:rPr>
-          <w:rFonts w:ascii="Times New Roman" w:hAnsi="Times New Roman"/>
-          <w:color w:val="000000"/>
-          <w:sz w:val="20"/>
-        </w:rPr>
-        <w:t>to candidate small-molecule inhibitor classes and current clinical development phases (BET inhibitors for MYC, p300 HAT inhibitors for EP300, HDAC inhibitors for HDAC2, AP-1 inhibitors for JUND/FOS). b, In silico network repression efficacy comparing stand</w:t>
-      </w:r>
-      <w:r>
-        <w:rPr>
-          <w:rFonts w:ascii="Times New Roman" w:hAnsi="Times New Roman"/>
-          <w:color w:val="000000"/>
-          <w:sz w:val="20"/>
-        </w:rPr>
-        <w:t>ard chemotherapy, monotherapies, dual epigenetic inhibition, and triple combinatorial targeting (BETi + HATi + HDACi), demonstrating synergistic collapse of the TNBC oncogenic regulatory core (error bars represent s.e.m.).</w:t>
-      </w:r>
-    </w:p>
-    <w:p>
-      <w:r>
-        <w:br w:type="page"/>
-      </w:r>
     </w:p>
     <w:p>
       <w:pPr>

--- a/supplementary/Supplementary_Information_Complete.docx
+++ b/supplementary/Supplementary_Information_Complete.docx
@@ -32,8 +32,8 @@
     </w:p>
     <w:p>
       <w:pPr>
-        <w:spacing w:after="120"/>
-        <w:jc w:val="center"/>
+        <w:spacing w:after="120" w:line="276" w:lineRule="auto"/>
+        <w:jc w:val="both"/>
       </w:pPr>
       <w:r>
         <w:rPr>
@@ -52,8 +52,8 @@
     </w:p>
     <w:p>
       <w:pPr>
-        <w:spacing w:after="320"/>
-        <w:jc w:val="center"/>
+        <w:spacing w:after="320" w:line="276" w:lineRule="auto"/>
+        <w:jc w:val="both"/>
       </w:pPr>
       <w:r>
         <w:rPr>
@@ -96,7 +96,7 @@
     </w:p>
     <w:p>
       <w:pPr>
-        <w:spacing w:before="240" w:after="120"/>
+        <w:spacing w:before="240" w:after="120" w:line="276" w:lineRule="auto"/>
         <w:jc w:val="both"/>
       </w:pPr>
       <w:r>
@@ -111,7 +111,7 @@
     </w:p>
     <w:p>
       <w:pPr>
-        <w:spacing w:before="40" w:after="40"/>
+        <w:spacing w:before="40" w:after="40" w:line="276" w:lineRule="auto"/>
         <w:ind w:left="360"/>
         <w:jc w:val="both"/>
       </w:pPr>
@@ -126,7 +126,7 @@
     </w:p>
     <w:p>
       <w:pPr>
-        <w:spacing w:before="40" w:after="40"/>
+        <w:spacing w:before="40" w:after="40" w:line="276" w:lineRule="auto"/>
         <w:ind w:left="360"/>
         <w:jc w:val="both"/>
       </w:pPr>
@@ -141,7 +141,7 @@
     </w:p>
     <w:p>
       <w:pPr>
-        <w:spacing w:before="40" w:after="40"/>
+        <w:spacing w:before="40" w:after="40" w:line="276" w:lineRule="auto"/>
         <w:ind w:left="360"/>
         <w:jc w:val="both"/>
       </w:pPr>
@@ -164,7 +164,7 @@
     </w:p>
     <w:p>
       <w:pPr>
-        <w:spacing w:before="40" w:after="40"/>
+        <w:spacing w:before="40" w:after="40" w:line="276" w:lineRule="auto"/>
         <w:ind w:left="360"/>
         <w:jc w:val="both"/>
       </w:pPr>
@@ -179,7 +179,7 @@
     </w:p>
     <w:p>
       <w:pPr>
-        <w:spacing w:before="40" w:after="40"/>
+        <w:spacing w:before="40" w:after="40" w:line="276" w:lineRule="auto"/>
         <w:ind w:left="360"/>
         <w:jc w:val="both"/>
       </w:pPr>
@@ -194,7 +194,7 @@
     </w:p>
     <w:p>
       <w:pPr>
-        <w:spacing w:before="40" w:after="40"/>
+        <w:spacing w:before="40" w:after="40" w:line="276" w:lineRule="auto"/>
         <w:ind w:left="360"/>
         <w:jc w:val="both"/>
       </w:pPr>
@@ -217,7 +217,7 @@
     </w:p>
     <w:p>
       <w:pPr>
-        <w:spacing w:before="40" w:after="40"/>
+        <w:spacing w:before="40" w:after="40" w:line="276" w:lineRule="auto"/>
         <w:ind w:left="360"/>
         <w:jc w:val="both"/>
       </w:pPr>
@@ -232,7 +232,7 @@
     </w:p>
     <w:p>
       <w:pPr>
-        <w:spacing w:before="40" w:after="40"/>
+        <w:spacing w:before="40" w:after="40" w:line="276" w:lineRule="auto"/>
         <w:ind w:left="360"/>
         <w:jc w:val="both"/>
       </w:pPr>
@@ -247,7 +247,7 @@
     </w:p>
     <w:p>
       <w:pPr>
-        <w:spacing w:before="40" w:after="40"/>
+        <w:spacing w:before="40" w:after="40" w:line="276" w:lineRule="auto"/>
         <w:ind w:left="360"/>
         <w:jc w:val="both"/>
       </w:pPr>
@@ -267,13 +267,14 @@
     </w:p>
     <w:p>
       <w:pPr>
-        <w:spacing w:before="240" w:after="80"/>
-        <w:jc w:val="both"/>
+        <w:spacing w:before="280" w:after="120" w:line="276" w:lineRule="auto"/>
+        <w:jc w:val="left"/>
       </w:pPr>
       <w:r>
         <w:rPr>
           <w:rFonts w:ascii="Times New Roman" w:hAnsi="Times New Roman"/>
           <w:b/>
+          <w:i w:val="0"/>
           <w:color w:val="000000"/>
           <w:sz w:val="24"/>
         </w:rPr>
@@ -283,7 +284,7 @@
     </w:p>
     <w:p>
       <w:pPr>
-        <w:spacing w:before="40" w:after="160"/>
+        <w:spacing w:before="40" w:after="160" w:line="276" w:lineRule="auto"/>
         <w:jc w:val="both"/>
         <w:rPr>
           <w:rFonts w:ascii="Times New Roman" w:hAnsi="Times New Roman"/>
@@ -330,7 +331,7 @@
     </w:p>
     <w:p>
       <w:pPr>
-        <w:spacing w:before="40" w:after="160"/>
+        <w:spacing w:before="0" w:after="120" w:line="276" w:lineRule="auto"/>
         <w:jc w:val="both"/>
         <w:rPr>
           <w:rFonts w:ascii="Times New Roman" w:hAnsi="Times New Roman"/>
@@ -340,67 +341,85 @@
       <w:r>
         <w:rPr>
           <w:rFonts w:ascii="Times New Roman" w:hAnsi="Times New Roman"/>
+          <w:b w:val="0"/>
+          <w:i w:val="0"/>
           <w:color w:val="000000"/>
+          <w:sz w:val="22"/>
         </w:rPr>
-        <w:br/>
-      </w:r>
-      <w:r>
-        <w:rPr>
-          <w:rFonts w:ascii="Times New Roman" w:hAnsi="Times New Roman"/>
-          <w:color w:val="000000"/>
-        </w:rPr>
-        <w:br/>
-        <w:t>Let i denote a candidate transcription factor, e denote an accessible enh</w:t>
-      </w:r>
-      <w:r>
-        <w:rPr>
-          <w:rFonts w:ascii="Times New Roman" w:hAnsi="Times New Roman"/>
-          <w:color w:val="000000"/>
-        </w:rPr>
-        <w:t>ancer locus, and j denote a downstream target gene. The triangulated causal regulatory weight W_</w:t>
-      </w:r>
-      <w:proofErr w:type="gramStart"/>
-      <w:r>
-        <w:rPr>
-          <w:rFonts w:ascii="Times New Roman" w:hAnsi="Times New Roman"/>
-          <w:color w:val="000000"/>
-        </w:rPr>
-        <w:t>causal(</w:t>
-      </w:r>
-      <w:proofErr w:type="gramEnd"/>
-      <w:r>
-        <w:rPr>
-          <w:rFonts w:ascii="Times New Roman" w:hAnsi="Times New Roman"/>
-          <w:color w:val="000000"/>
-        </w:rPr>
-        <w:t>i → e → j) is formulated as the composite product of physical binding confidence and functional perturbation responsiveness:</w:t>
-      </w:r>
-      <w:r>
-        <w:rPr>
-          <w:rFonts w:ascii="Times New Roman" w:hAnsi="Times New Roman"/>
-          <w:color w:val="000000"/>
-        </w:rPr>
-        <w:br/>
-      </w:r>
-      <w:r>
-        <w:rPr>
-          <w:rFonts w:ascii="Times New Roman" w:hAnsi="Times New Roman"/>
-          <w:color w:val="000000"/>
-        </w:rPr>
-        <w:br/>
-        <w:t xml:space="preserve">        W_causal(i → e → j)</w:t>
-      </w:r>
-      <w:r>
-        <w:rPr>
-          <w:rFonts w:ascii="Times New Roman" w:hAnsi="Times New Roman"/>
-          <w:color w:val="000000"/>
-        </w:rPr>
-        <w:t xml:space="preserve"> = C_ChIP(i, e) × |log2 FC(e, j)| × |t(e, j)|</w:t>
+        <w:t>Let i denote a candidate transcription factor, e denote an accessible enhancer locus, and j denote a downstream target gene. The triangulated causal regulatory weight W_causal(i → e → j) is formulated as the composite product of physical binding confidence and functional perturbation responsiveness:</w:t>
       </w:r>
     </w:p>
     <w:p>
       <w:pPr>
-        <w:spacing w:before="40" w:after="160"/>
+        <w:spacing w:before="160" w:after="160"/>
+        <w:jc w:val="center"/>
+      </w:pPr>
+      <m:oMath xmlns:mml="http://www.w3.org/1998/Math/MathML">
+        <m:sSub>
+          <m:e>
+            <m:r>
+              <m:t>W</m:t>
+            </m:r>
+          </m:e>
+          <m:sub>
+            <m:r>
+              <m:rPr>
+                <m:nor/>
+              </m:rPr>
+              <m:t>causal</m:t>
+            </m:r>
+          </m:sub>
+        </m:sSub>
+        <m:r>
+          <m:t>(i→e→j)=</m:t>
+        </m:r>
+        <m:sSub>
+          <m:e>
+            <m:r>
+              <m:t>C</m:t>
+            </m:r>
+          </m:e>
+          <m:sub>
+            <m:r>
+              <m:rPr>
+                <m:nor/>
+              </m:rPr>
+              <m:t>ChIP</m:t>
+            </m:r>
+          </m:sub>
+        </m:sSub>
+        <m:r>
+          <m:t>(i,e)×|</m:t>
+        </m:r>
+        <m:sSub>
+          <m:e>
+            <m:r>
+              <m:rPr>
+                <m:sty m:val="p"/>
+              </m:rPr>
+              <m:t>log</m:t>
+            </m:r>
+          </m:e>
+          <m:sub>
+            <m:r>
+              <m:t>2</m:t>
+            </m:r>
+          </m:sub>
+        </m:sSub>
+        <m:r>
+          <m:rPr>
+            <m:nor/>
+          </m:rPr>
+          <m:t>FC</m:t>
+        </m:r>
+        <m:r>
+          <m:t>(e,j)|×|t(e,j)|</m:t>
+        </m:r>
+      </m:oMath>
+    </w:p>
+    <w:p>
+      <w:pPr>
+        <w:spacing w:before="40" w:after="160" w:line="276" w:lineRule="auto"/>
         <w:jc w:val="both"/>
       </w:pPr>
       <w:bookmarkStart w:id="0" w:name="_GoBack"/>
@@ -445,13 +464,14 @@
     </w:p>
     <w:p>
       <w:pPr>
-        <w:spacing w:before="240" w:after="80"/>
-        <w:jc w:val="both"/>
+        <w:spacing w:before="280" w:after="120" w:line="276" w:lineRule="auto"/>
+        <w:jc w:val="left"/>
       </w:pPr>
       <w:r>
         <w:rPr>
           <w:rFonts w:ascii="Times New Roman" w:hAnsi="Times New Roman"/>
           <w:b/>
+          <w:i w:val="0"/>
           <w:color w:val="000000"/>
           <w:sz w:val="24"/>
         </w:rPr>
@@ -460,7 +480,7 @@
     </w:p>
     <w:p>
       <w:pPr>
-        <w:spacing w:before="40" w:after="160"/>
+        <w:spacing w:before="0" w:after="120" w:line="276" w:lineRule="auto"/>
         <w:jc w:val="both"/>
         <w:rPr>
           <w:rFonts w:ascii="Times New Roman" w:hAnsi="Times New Roman"/>
@@ -470,59 +490,88 @@
       <w:r>
         <w:rPr>
           <w:rFonts w:ascii="Times New Roman" w:hAnsi="Times New Roman"/>
+          <w:b w:val="0"/>
+          <w:i w:val="0"/>
           <w:color w:val="000000"/>
+          <w:sz w:val="22"/>
         </w:rPr>
-        <w:t xml:space="preserve">Traditional observational GRN algorithms can only identify graphs up to their </w:t>
-      </w:r>
-      <w:r>
-        <w:rPr>
-          <w:rFonts w:ascii="Times New Roman" w:hAnsi="Times New Roman"/>
-          <w:color w:val="000000"/>
-        </w:rPr>
-        <w:t>Markov Equivalence Class (represented as Completed Partially Directed Acyclic Graphs, CPDAGs), leaving edge directions reversible in v-structures without randomized interventions. Under Judea Pearl’s structural causal model (SCM) framework, experimental CR</w:t>
-      </w:r>
-      <w:r>
-        <w:rPr>
-          <w:rFonts w:ascii="Times New Roman" w:hAnsi="Times New Roman"/>
-          <w:color w:val="000000"/>
-        </w:rPr>
-        <w:t>ISPRi perturbations act as exogenous, randomized atomic interventions:</w:t>
-      </w:r>
-      <w:r>
-        <w:rPr>
-          <w:rFonts w:ascii="Times New Roman" w:hAnsi="Times New Roman"/>
-          <w:color w:val="000000"/>
-        </w:rPr>
-        <w:br/>
-      </w:r>
-      <w:r>
-        <w:rPr>
-          <w:rFonts w:ascii="Times New Roman" w:hAnsi="Times New Roman"/>
-          <w:color w:val="000000"/>
-        </w:rPr>
-        <w:br/>
-        <w:t xml:space="preserve">        </w:t>
-      </w:r>
-      <w:proofErr w:type="gramStart"/>
-      <w:r>
-        <w:rPr>
-          <w:rFonts w:ascii="Times New Roman" w:hAnsi="Times New Roman"/>
-          <w:color w:val="000000"/>
-        </w:rPr>
-        <w:t>P(</w:t>
-      </w:r>
-      <w:proofErr w:type="gramEnd"/>
-      <w:r>
-        <w:rPr>
-          <w:rFonts w:ascii="Times New Roman" w:hAnsi="Times New Roman"/>
-          <w:color w:val="000000"/>
-        </w:rPr>
-        <w:t>Y_j | do(E_e = 0)) ≠ P(Y_j | E_e = 0)</w:t>
+        <w:t>Traditional observational GRN algorithms can only identify graphs up to their Markov Equivalence Class (represented as Completed Partially Directed Acyclic Graphs, CPDAGs), leaving edge directions reversible in v-structures without randomized interventions. Under Judea Pearl’s structural causal model (SCM) framework, experimental CRISPRi perturbations act as exogenous, randomized atomic interventions:</w:t>
       </w:r>
     </w:p>
     <w:p>
       <w:pPr>
-        <w:spacing w:before="40" w:after="160"/>
+        <w:spacing w:before="160" w:after="160"/>
+        <w:jc w:val="center"/>
+      </w:pPr>
+      <m:oMath xmlns:mml="http://www.w3.org/1998/Math/MathML">
+        <m:r>
+          <m:t>P(</m:t>
+        </m:r>
+        <m:sSub>
+          <m:e>
+            <m:r>
+              <m:t>Y</m:t>
+            </m:r>
+          </m:e>
+          <m:sub>
+            <m:r>
+              <m:t>j</m:t>
+            </m:r>
+          </m:sub>
+        </m:sSub>
+        <m:r>
+          <m:t>∣do(</m:t>
+        </m:r>
+        <m:sSub>
+          <m:e>
+            <m:r>
+              <m:t>E</m:t>
+            </m:r>
+          </m:e>
+          <m:sub>
+            <m:r>
+              <m:t>e</m:t>
+            </m:r>
+          </m:sub>
+        </m:sSub>
+        <m:r>
+          <m:t>=0))≠P(</m:t>
+        </m:r>
+        <m:sSub>
+          <m:e>
+            <m:r>
+              <m:t>Y</m:t>
+            </m:r>
+          </m:e>
+          <m:sub>
+            <m:r>
+              <m:t>j</m:t>
+            </m:r>
+          </m:sub>
+        </m:sSub>
+        <m:r>
+          <m:t>∣</m:t>
+        </m:r>
+        <m:sSub>
+          <m:e>
+            <m:r>
+              <m:t>E</m:t>
+            </m:r>
+          </m:e>
+          <m:sub>
+            <m:r>
+              <m:t>e</m:t>
+            </m:r>
+          </m:sub>
+        </m:sSub>
+        <m:r>
+          <m:t>=0)</m:t>
+        </m:r>
+      </m:oMath>
+    </w:p>
+    <w:p>
+      <w:pPr>
+        <w:spacing w:before="40" w:after="160" w:line="276" w:lineRule="auto"/>
         <w:jc w:val="both"/>
         <w:rPr>
           <w:rFonts w:ascii="Times New Roman" w:hAnsi="Times New Roman"/>
@@ -547,7 +596,7 @@
     </w:p>
     <w:p>
       <w:pPr>
-        <w:spacing w:before="40" w:after="160"/>
+        <w:spacing w:before="40" w:after="160" w:line="276" w:lineRule="auto"/>
         <w:jc w:val="both"/>
       </w:pPr>
       <w:r>
@@ -598,13 +647,14 @@
     </w:p>
     <w:p>
       <w:pPr>
-        <w:spacing w:before="240" w:after="80"/>
-        <w:jc w:val="both"/>
+        <w:spacing w:before="280" w:after="120" w:line="276" w:lineRule="auto"/>
+        <w:jc w:val="left"/>
       </w:pPr>
       <w:r>
         <w:rPr>
           <w:rFonts w:ascii="Times New Roman" w:hAnsi="Times New Roman"/>
           <w:b/>
+          <w:i w:val="0"/>
           <w:color w:val="000000"/>
           <w:sz w:val="24"/>
         </w:rPr>
@@ -613,7 +663,7 @@
     </w:p>
     <w:p>
       <w:pPr>
-        <w:spacing w:before="40" w:after="160"/>
+        <w:spacing w:before="40" w:after="160" w:line="276" w:lineRule="auto"/>
         <w:jc w:val="both"/>
         <w:rPr>
           <w:rFonts w:ascii="Times New Roman" w:hAnsi="Times New Roman"/>
@@ -653,41 +703,160 @@
     </w:p>
     <w:p>
       <w:pPr>
-        <w:spacing w:before="40" w:after="160"/>
-        <w:jc w:val="both"/>
+        <w:spacing w:before="160" w:after="160"/>
+        <w:jc w:val="center"/>
         <w:rPr>
           <w:rFonts w:ascii="Times New Roman" w:hAnsi="Times New Roman"/>
           <w:color w:val="000000"/>
         </w:rPr>
       </w:pPr>
-      <w:r>
-        <w:rPr>
-          <w:rFonts w:ascii="Times New Roman" w:hAnsi="Times New Roman"/>
-          <w:color w:val="000000"/>
-        </w:rPr>
-        <w:br/>
-        <w:t xml:space="preserve">        t = (X̄_1 - X̄_0) / </w:t>
-      </w:r>
-      <w:proofErr w:type="gramStart"/>
-      <w:r>
-        <w:rPr>
-          <w:rFonts w:ascii="Times New Roman" w:hAnsi="Times New Roman"/>
-          <w:color w:val="000000"/>
-        </w:rPr>
-        <w:t>√(</w:t>
-      </w:r>
-      <w:proofErr w:type="gramEnd"/>
-      <w:r>
-        <w:rPr>
-          <w:rFonts w:ascii="Times New Roman" w:hAnsi="Times New Roman"/>
-          <w:color w:val="000000"/>
-        </w:rPr>
-        <w:t xml:space="preserve"> (s_1² / n_1) + (s_0² / n_0) )</w:t>
-      </w:r>
+      <w:r/>
+      <m:oMath xmlns:mml="http://www.w3.org/1998/Math/MathML">
+        <m:r>
+          <m:t>t=</m:t>
+        </m:r>
+        <m:f>
+          <m:fPr>
+            <m:type m:val="bar"/>
+          </m:fPr>
+          <m:num>
+            <m:sSub>
+              <m:e>
+                <m:bar>
+                  <m:barPr>
+                    <m:pos m:val="top"/>
+                  </m:barPr>
+                  <m:e>
+                    <m:r>
+                      <m:t>X</m:t>
+                    </m:r>
+                  </m:e>
+                </m:bar>
+              </m:e>
+              <m:sub>
+                <m:r>
+                  <m:t>1</m:t>
+                </m:r>
+              </m:sub>
+            </m:sSub>
+            <m:r>
+              <m:t>−</m:t>
+            </m:r>
+            <m:sSub>
+              <m:e>
+                <m:bar>
+                  <m:barPr>
+                    <m:pos m:val="top"/>
+                  </m:barPr>
+                  <m:e>
+                    <m:r>
+                      <m:t>X</m:t>
+                    </m:r>
+                  </m:e>
+                </m:bar>
+              </m:e>
+              <m:sub>
+                <m:r>
+                  <m:t>0</m:t>
+                </m:r>
+              </m:sub>
+            </m:sSub>
+          </m:num>
+          <m:den>
+            <m:rad>
+              <m:radPr>
+                <m:degHide m:val="on"/>
+              </m:radPr>
+              <m:deg/>
+              <m:e>
+                <m:f>
+                  <m:fPr>
+                    <m:type m:val="bar"/>
+                  </m:fPr>
+                  <m:num>
+                    <m:sSubSup>
+                      <m:e>
+                        <m:r>
+                          <m:t>s</m:t>
+                        </m:r>
+                      </m:e>
+                      <m:sub>
+                        <m:r>
+                          <m:t>1</m:t>
+                        </m:r>
+                      </m:sub>
+                      <m:sup>
+                        <m:r>
+                          <m:t>2</m:t>
+                        </m:r>
+                      </m:sup>
+                    </m:sSubSup>
+                  </m:num>
+                  <m:den>
+                    <m:sSub>
+                      <m:e>
+                        <m:r>
+                          <m:t>n</m:t>
+                        </m:r>
+                      </m:e>
+                      <m:sub>
+                        <m:r>
+                          <m:t>1</m:t>
+                        </m:r>
+                      </m:sub>
+                    </m:sSub>
+                  </m:den>
+                </m:f>
+                <m:r>
+                  <m:t>+</m:t>
+                </m:r>
+                <m:f>
+                  <m:fPr>
+                    <m:type m:val="bar"/>
+                  </m:fPr>
+                  <m:num>
+                    <m:sSubSup>
+                      <m:e>
+                        <m:r>
+                          <m:t>s</m:t>
+                        </m:r>
+                      </m:e>
+                      <m:sub>
+                        <m:r>
+                          <m:t>0</m:t>
+                        </m:r>
+                      </m:sub>
+                      <m:sup>
+                        <m:r>
+                          <m:t>2</m:t>
+                        </m:r>
+                      </m:sup>
+                    </m:sSubSup>
+                  </m:num>
+                  <m:den>
+                    <m:sSub>
+                      <m:e>
+                        <m:r>
+                          <m:t>n</m:t>
+                        </m:r>
+                      </m:e>
+                      <m:sub>
+                        <m:r>
+                          <m:t>0</m:t>
+                        </m:r>
+                      </m:sub>
+                    </m:sSub>
+                  </m:den>
+                </m:f>
+              </m:e>
+            </m:rad>
+          </m:den>
+        </m:f>
+      </m:oMath>
     </w:p>
     <w:p>
       <w:pPr>
-        <w:spacing w:before="40" w:after="160"/>
+        <w:spacing w:before="40" w:after="160" w:line="276" w:lineRule="auto"/>
         <w:jc w:val="both"/>
         <w:rPr>
           <w:rFonts w:ascii="Times New Roman" w:hAnsi="Times New Roman"/>
@@ -728,7 +897,7 @@
     </w:p>
     <w:p>
       <w:pPr>
-        <w:spacing w:before="40" w:after="160"/>
+        <w:spacing w:before="40" w:after="160" w:line="276" w:lineRule="auto"/>
         <w:jc w:val="both"/>
         <w:rPr>
           <w:rFonts w:ascii="Times New Roman" w:hAnsi="Times New Roman"/>
@@ -762,7 +931,7 @@
     </w:p>
     <w:p>
       <w:pPr>
-        <w:spacing w:before="40" w:after="160"/>
+        <w:spacing w:before="40" w:after="160" w:line="276" w:lineRule="auto"/>
         <w:jc w:val="both"/>
       </w:pPr>
       <w:r>
@@ -790,13 +959,14 @@
     </w:p>
     <w:p>
       <w:pPr>
-        <w:spacing w:before="240" w:after="80"/>
-        <w:jc w:val="both"/>
+        <w:spacing w:before="280" w:after="120" w:line="276" w:lineRule="auto"/>
+        <w:jc w:val="left"/>
       </w:pPr>
       <w:r>
         <w:rPr>
           <w:rFonts w:ascii="Times New Roman" w:hAnsi="Times New Roman"/>
           <w:b/>
+          <w:i w:val="0"/>
           <w:color w:val="000000"/>
           <w:sz w:val="24"/>
         </w:rPr>
@@ -805,7 +975,7 @@
     </w:p>
     <w:p>
       <w:pPr>
-        <w:spacing w:before="40" w:after="160"/>
+        <w:spacing w:before="40" w:after="160" w:line="276" w:lineRule="auto"/>
         <w:jc w:val="both"/>
         <w:rPr>
           <w:rFonts w:ascii="Times New Roman" w:hAnsi="Times New Roman"/>
@@ -836,41 +1006,93 @@
     </w:p>
     <w:p>
       <w:pPr>
-        <w:spacing w:before="40" w:after="160"/>
-        <w:jc w:val="both"/>
+        <w:spacing w:before="160" w:after="160"/>
+        <w:jc w:val="center"/>
         <w:rPr>
           <w:rFonts w:ascii="Times New Roman" w:hAnsi="Times New Roman"/>
           <w:color w:val="000000"/>
         </w:rPr>
       </w:pPr>
-      <w:r>
-        <w:rPr>
-          <w:rFonts w:ascii="Times New Roman" w:hAnsi="Times New Roman"/>
-          <w:color w:val="000000"/>
-        </w:rPr>
-        <w:br/>
-        <w:t xml:space="preserve">        </w:t>
-      </w:r>
-      <w:proofErr w:type="gramStart"/>
-      <w:r>
-        <w:rPr>
-          <w:rFonts w:ascii="Times New Roman" w:hAnsi="Times New Roman"/>
-          <w:color w:val="000000"/>
-        </w:rPr>
-        <w:t>PR(</w:t>
-      </w:r>
-      <w:proofErr w:type="gramEnd"/>
-      <w:r>
-        <w:rPr>
-          <w:rFonts w:ascii="Times New Roman" w:hAnsi="Times New Roman"/>
-          <w:color w:val="000000"/>
-        </w:rPr>
-        <w:t>u) = (1 - α) / N + α ∑_{v ∈ In(u)} [ PR(v) / L(v) ]</w:t>
-      </w:r>
+      <w:r/>
+      <m:oMath xmlns:mml="http://www.w3.org/1998/Math/MathML">
+        <m:r>
+          <m:rPr>
+            <m:nor/>
+          </m:rPr>
+          <m:t>PR</m:t>
+        </m:r>
+        <m:r>
+          <m:t>(u)=</m:t>
+        </m:r>
+        <m:f>
+          <m:fPr>
+            <m:type m:val="bar"/>
+          </m:fPr>
+          <m:num>
+            <m:r>
+              <m:t>1−α</m:t>
+            </m:r>
+          </m:num>
+          <m:den>
+            <m:r>
+              <m:t>N</m:t>
+            </m:r>
+          </m:den>
+        </m:f>
+        <m:r>
+          <m:t>+α</m:t>
+        </m:r>
+        <m:nary>
+          <m:naryPr>
+            <m:chr m:val="∑"/>
+            <m:limLoc m:val="subSup"/>
+            <m:grow m:val="1"/>
+            <m:subHide m:val="off"/>
+            <m:supHide m:val="on"/>
+          </m:naryPr>
+          <m:sub>
+            <m:r>
+              <m:t>v∈</m:t>
+            </m:r>
+            <m:r>
+              <m:rPr>
+                <m:nor/>
+              </m:rPr>
+              <m:t>In</m:t>
+            </m:r>
+            <m:r>
+              <m:t>(u)</m:t>
+            </m:r>
+          </m:sub>
+          <m:sup/>
+          <m:e/>
+        </m:nary>
+        <m:f>
+          <m:fPr>
+            <m:type m:val="bar"/>
+          </m:fPr>
+          <m:num>
+            <m:r>
+              <m:rPr>
+                <m:nor/>
+              </m:rPr>
+              <m:t>PR</m:t>
+            </m:r>
+            <m:r>
+              <m:t>(v)</m:t>
+            </m:r>
+          </m:num>
+          <m:den>
+            <m:r>
+              <m:t>L(v)</m:t>
+            </m:r>
+          </m:den>
+        </m:f>
+      </m:oMath>
     </w:p>
     <w:p>
       <w:pPr>
-        <w:spacing w:before="40" w:after="160"/>
+        <w:spacing w:before="40" w:after="160" w:line="276" w:lineRule="auto"/>
         <w:jc w:val="both"/>
         <w:rPr>
           <w:rFonts w:ascii="Times New Roman" w:hAnsi="Times New Roman"/>
@@ -903,48 +1125,47 @@
     </w:p>
     <w:p>
       <w:pPr>
-        <w:spacing w:before="40" w:after="160"/>
-        <w:jc w:val="both"/>
+        <w:spacing w:before="160" w:after="160"/>
+        <w:jc w:val="center"/>
         <w:rPr>
           <w:rFonts w:ascii="Times New Roman" w:hAnsi="Times New Roman"/>
           <w:color w:val="000000"/>
         </w:rPr>
       </w:pPr>
-      <w:r>
-        <w:rPr>
-          <w:rFonts w:ascii="Times New Roman" w:hAnsi="Times New Roman"/>
-          <w:color w:val="000000"/>
-        </w:rPr>
-        <w:br/>
-        <w:t xml:space="preserve">        </w:t>
-      </w:r>
-      <w:proofErr w:type="gramStart"/>
-      <w:r>
-        <w:rPr>
-          <w:rFonts w:ascii="Times New Roman" w:hAnsi="Times New Roman"/>
-          <w:color w:val="000000"/>
-        </w:rPr>
-        <w:t>MRS(</w:t>
-      </w:r>
-      <w:proofErr w:type="gramEnd"/>
-      <w:r>
-        <w:rPr>
-          <w:rFonts w:ascii="Times New Roman" w:hAnsi="Times New Roman"/>
-          <w:color w:val="000000"/>
-        </w:rPr>
-        <w:t>i) = β × Target</w:t>
-      </w:r>
-      <w:r>
-        <w:rPr>
-          <w:rFonts w:ascii="Times New Roman" w:hAnsi="Times New Roman"/>
-          <w:color w:val="000000"/>
-        </w:rPr>
-        <w:t>Percentile(i) + (1 - β) × WeightPercentile(i)</w:t>
-      </w:r>
+      <w:r/>
+      <m:oMath xmlns:mml="http://www.w3.org/1998/Math/MathML">
+        <m:r>
+          <m:rPr>
+            <m:nor/>
+          </m:rPr>
+          <m:t>MRS</m:t>
+        </m:r>
+        <m:r>
+          <m:t>(i)=β×</m:t>
+        </m:r>
+        <m:r>
+          <m:rPr>
+            <m:nor/>
+          </m:rPr>
+          <m:t>TargetPercentile</m:t>
+        </m:r>
+        <m:r>
+          <m:t>(i)+(1−β)×</m:t>
+        </m:r>
+        <m:r>
+          <m:rPr>
+            <m:nor/>
+          </m:rPr>
+          <m:t>WeightPercentile</m:t>
+        </m:r>
+        <m:r>
+          <m:t>(i)</m:t>
+        </m:r>
+      </m:oMath>
     </w:p>
     <w:p>
       <w:pPr>
-        <w:spacing w:before="40" w:after="160"/>
+        <w:spacing w:before="40" w:after="160" w:line="276" w:lineRule="auto"/>
         <w:jc w:val="both"/>
       </w:pPr>
       <w:r>
@@ -973,13 +1194,14 @@
     </w:p>
     <w:p>
       <w:pPr>
-        <w:spacing w:before="240" w:after="80"/>
-        <w:jc w:val="both"/>
+        <w:spacing w:before="280" w:after="120" w:line="276" w:lineRule="auto"/>
+        <w:jc w:val="left"/>
       </w:pPr>
       <w:r>
         <w:rPr>
           <w:rFonts w:ascii="Times New Roman" w:hAnsi="Times New Roman"/>
           <w:b/>
+          <w:i w:val="0"/>
           <w:color w:val="000000"/>
           <w:sz w:val="24"/>
         </w:rPr>
@@ -990,6 +1212,7 @@
         <w:rPr>
           <w:rFonts w:ascii="Times New Roman" w:hAnsi="Times New Roman"/>
           <w:b/>
+          <w:i w:val="0"/>
           <w:color w:val="000000"/>
           <w:sz w:val="24"/>
         </w:rPr>
@@ -998,7 +1221,7 @@
     </w:p>
     <w:p>
       <w:pPr>
-        <w:spacing w:before="40" w:after="160"/>
+        <w:spacing w:before="0" w:after="120" w:line="276" w:lineRule="auto"/>
         <w:jc w:val="both"/>
         <w:rPr>
           <w:rFonts w:ascii="Times New Roman" w:hAnsi="Times New Roman"/>
@@ -1008,52 +1231,104 @@
       <w:r>
         <w:rPr>
           <w:rFonts w:ascii="Times New Roman" w:hAnsi="Times New Roman"/>
+          <w:b w:val="0"/>
+          <w:i w:val="0"/>
           <w:color w:val="000000"/>
+          <w:sz w:val="22"/>
         </w:rPr>
-        <w:t xml:space="preserve">To capture non-linear, multi-factorial causal gene regulation beyond monotonic assumptions, we deployed XGBoost Regressors predicting target gene responsiveness from master regulator </w:t>
-      </w:r>
-      <w:r>
-        <w:rPr>
-          <w:rFonts w:ascii="Times New Roman" w:hAnsi="Times New Roman"/>
-          <w:color w:val="000000"/>
-        </w:rPr>
-        <w:t>causal weights. Exact feature attribution values were computed via the TreeExplainer algorithm:</w:t>
-      </w:r>
-      <w:r>
-        <w:rPr>
-          <w:rFonts w:ascii="Times New Roman" w:hAnsi="Times New Roman"/>
-          <w:color w:val="000000"/>
-        </w:rPr>
-        <w:br/>
-      </w:r>
-      <w:r>
-        <w:rPr>
-          <w:rFonts w:ascii="Times New Roman" w:hAnsi="Times New Roman"/>
-          <w:color w:val="000000"/>
-        </w:rPr>
-        <w:br/>
-        <w:t xml:space="preserve">        φ_i(x) = ∑_{S ⊆ F \ {i}} [ |S|! (|F| - |S| - 1)! / |F|! ] × </w:t>
-      </w:r>
-      <w:proofErr w:type="gramStart"/>
-      <w:r>
-        <w:rPr>
-          <w:rFonts w:ascii="Times New Roman" w:hAnsi="Times New Roman"/>
-          <w:color w:val="000000"/>
-        </w:rPr>
-        <w:t>[ f</w:t>
-      </w:r>
-      <w:proofErr w:type="gramEnd"/>
-      <w:r>
-        <w:rPr>
-          <w:rFonts w:ascii="Times New Roman" w:hAnsi="Times New Roman"/>
-          <w:color w:val="000000"/>
-        </w:rPr>
-        <w:t>_x(S ∪ {i}) - f_x(S) ]</w:t>
+        <w:t>To capture non-linear, multi-factorial causal gene regulation beyond monotonic assumptions, we deployed XGBoost Regressors predicting target gene responsiveness from master regulator causal weights. Exact feature attribution values were computed via the TreeExplainer algorithm:</w:t>
       </w:r>
     </w:p>
     <w:p>
       <w:pPr>
-        <w:spacing w:before="40" w:after="160"/>
+        <w:spacing w:before="160" w:after="160"/>
+        <w:jc w:val="center"/>
+      </w:pPr>
+      <m:oMath xmlns:mml="http://www.w3.org/1998/Math/MathML">
+        <m:sSub>
+          <m:e>
+            <m:r>
+              <m:t>ϕ</m:t>
+            </m:r>
+          </m:e>
+          <m:sub>
+            <m:r>
+              <m:t>i</m:t>
+            </m:r>
+          </m:sub>
+        </m:sSub>
+        <m:r>
+          <m:t>(x)=</m:t>
+        </m:r>
+        <m:nary>
+          <m:naryPr>
+            <m:chr m:val="∑"/>
+            <m:limLoc m:val="subSup"/>
+            <m:grow m:val="1"/>
+            <m:subHide m:val="off"/>
+            <m:supHide m:val="on"/>
+          </m:naryPr>
+          <m:sub>
+            <m:r>
+              <m:t>S⊆F⧵{i}</m:t>
+            </m:r>
+          </m:sub>
+          <m:sup/>
+          <m:e/>
+        </m:nary>
+        <m:f>
+          <m:fPr>
+            <m:type m:val="bar"/>
+          </m:fPr>
+          <m:num>
+            <m:r>
+              <m:t>|S|!(|F|−|S|−1)!</m:t>
+            </m:r>
+          </m:num>
+          <m:den>
+            <m:r>
+              <m:t>|F|!</m:t>
+            </m:r>
+          </m:den>
+        </m:f>
+        <m:r>
+          <m:t>[</m:t>
+        </m:r>
+        <m:sSub>
+          <m:e>
+            <m:r>
+              <m:t>f</m:t>
+            </m:r>
+          </m:e>
+          <m:sub>
+            <m:r>
+              <m:t>x</m:t>
+            </m:r>
+          </m:sub>
+        </m:sSub>
+        <m:r>
+          <m:t>(S∪{i})−</m:t>
+        </m:r>
+        <m:sSub>
+          <m:e>
+            <m:r>
+              <m:t>f</m:t>
+            </m:r>
+          </m:e>
+          <m:sub>
+            <m:r>
+              <m:t>x</m:t>
+            </m:r>
+          </m:sub>
+        </m:sSub>
+        <m:r>
+          <m:t>(S)]</m:t>
+        </m:r>
+      </m:oMath>
+    </w:p>
+    <w:p>
+      <w:pPr>
+        <w:spacing w:before="40" w:after="160" w:line="276" w:lineRule="auto"/>
         <w:jc w:val="both"/>
       </w:pPr>
       <w:r>
@@ -1103,13 +1378,14 @@
     </w:p>
     <w:p>
       <w:pPr>
-        <w:spacing w:before="240" w:after="80"/>
-        <w:jc w:val="both"/>
+        <w:spacing w:before="280" w:after="120" w:line="276" w:lineRule="auto"/>
+        <w:jc w:val="left"/>
       </w:pPr>
       <w:r>
         <w:rPr>
           <w:rFonts w:ascii="Times New Roman" w:hAnsi="Times New Roman"/>
           <w:b/>
+          <w:i w:val="0"/>
           <w:color w:val="000000"/>
           <w:sz w:val="24"/>
         </w:rPr>
@@ -1119,6 +1395,7 @@
         <w:rPr>
           <w:rFonts w:ascii="Times New Roman" w:hAnsi="Times New Roman"/>
           <w:b/>
+          <w:i w:val="0"/>
           <w:color w:val="000000"/>
           <w:sz w:val="24"/>
         </w:rPr>
@@ -1127,7 +1404,7 @@
     </w:p>
     <w:p>
       <w:pPr>
-        <w:spacing w:before="40" w:after="160"/>
+        <w:spacing w:before="40" w:after="160" w:line="276" w:lineRule="auto"/>
         <w:jc w:val="both"/>
         <w:rPr>
           <w:rFonts w:ascii="Times New Roman" w:hAnsi="Times New Roman"/>
@@ -1151,7 +1428,7 @@
     </w:p>
     <w:p>
       <w:pPr>
-        <w:spacing w:before="40" w:after="160"/>
+        <w:spacing w:before="40" w:after="160" w:line="276" w:lineRule="auto"/>
         <w:jc w:val="both"/>
         <w:rPr>
           <w:rFonts w:ascii="Times New Roman" w:hAnsi="Times New Roman"/>
@@ -1176,7 +1453,7 @@
     </w:p>
     <w:p>
       <w:pPr>
-        <w:spacing w:before="40" w:after="160"/>
+        <w:spacing w:before="40" w:after="160" w:line="276" w:lineRule="auto"/>
         <w:jc w:val="both"/>
         <w:rPr>
           <w:rFonts w:ascii="Times New Roman" w:hAnsi="Times New Roman"/>
@@ -1217,7 +1494,7 @@
     </w:p>
     <w:p>
       <w:pPr>
-        <w:spacing w:before="40" w:after="160"/>
+        <w:spacing w:before="40" w:after="160" w:line="276" w:lineRule="auto"/>
         <w:jc w:val="both"/>
       </w:pPr>
       <w:r>
@@ -1250,7 +1527,7 @@
     </w:p>
     <w:p>
       <w:pPr>
-        <w:spacing w:before="160" w:after="120"/>
+        <w:spacing w:before="160" w:after="120" w:line="276" w:lineRule="auto"/>
         <w:jc w:val="both"/>
       </w:pPr>
       <w:r>
@@ -1266,7 +1543,7 @@
     </w:p>
     <w:p>
       <w:pPr>
-        <w:spacing w:before="40" w:after="120"/>
+        <w:spacing w:before="40" w:after="120" w:line="276" w:lineRule="auto"/>
         <w:jc w:val="both"/>
       </w:pPr>
       <w:r>
@@ -1286,7 +1563,7 @@
     </w:p>
     <w:p>
       <w:pPr>
-        <w:spacing w:before="80" w:after="40"/>
+        <w:spacing w:before="80" w:after="40" w:line="276" w:lineRule="auto"/>
         <w:jc w:val="both"/>
       </w:pPr>
       <w:r>
@@ -1300,7 +1577,7 @@
     </w:p>
     <w:p>
       <w:pPr>
-        <w:spacing w:after="80"/>
+        <w:spacing w:after="80" w:line="276" w:lineRule="auto"/>
         <w:ind w:left="288"/>
         <w:jc w:val="both"/>
       </w:pPr>
@@ -1323,7 +1600,7 @@
     </w:p>
     <w:p>
       <w:pPr>
-        <w:spacing w:before="80" w:after="40"/>
+        <w:spacing w:before="80" w:after="40" w:line="276" w:lineRule="auto"/>
         <w:jc w:val="both"/>
       </w:pPr>
       <w:r>
@@ -1345,7 +1622,7 @@
     </w:p>
     <w:p>
       <w:pPr>
-        <w:spacing w:after="80"/>
+        <w:spacing w:after="80" w:line="276" w:lineRule="auto"/>
         <w:ind w:left="288"/>
         <w:jc w:val="both"/>
       </w:pPr>
@@ -1368,7 +1645,7 @@
     </w:p>
     <w:p>
       <w:pPr>
-        <w:spacing w:before="80" w:after="40"/>
+        <w:spacing w:before="80" w:after="40" w:line="276" w:lineRule="auto"/>
         <w:jc w:val="both"/>
       </w:pPr>
       <w:r>
@@ -1382,7 +1659,7 @@
     </w:p>
     <w:p>
       <w:pPr>
-        <w:spacing w:after="80"/>
+        <w:spacing w:after="80" w:line="276" w:lineRule="auto"/>
         <w:ind w:left="288"/>
         <w:jc w:val="both"/>
       </w:pPr>
@@ -1405,7 +1682,7 @@
     </w:p>
     <w:p>
       <w:pPr>
-        <w:spacing w:before="80" w:after="40"/>
+        <w:spacing w:before="80" w:after="40" w:line="276" w:lineRule="auto"/>
         <w:jc w:val="both"/>
       </w:pPr>
       <w:r>
@@ -1419,7 +1696,7 @@
     </w:p>
     <w:p>
       <w:pPr>
-        <w:spacing w:after="80"/>
+        <w:spacing w:after="80" w:line="276" w:lineRule="auto"/>
         <w:ind w:left="288"/>
         <w:jc w:val="both"/>
       </w:pPr>
@@ -1450,7 +1727,7 @@
     </w:p>
     <w:p>
       <w:pPr>
-        <w:spacing w:before="80" w:after="40"/>
+        <w:spacing w:before="80" w:after="40" w:line="276" w:lineRule="auto"/>
         <w:jc w:val="both"/>
       </w:pPr>
       <w:r>
@@ -1464,7 +1741,7 @@
     </w:p>
     <w:p>
       <w:pPr>
-        <w:spacing w:after="80"/>
+        <w:spacing w:after="80" w:line="276" w:lineRule="auto"/>
         <w:ind w:left="288"/>
         <w:jc w:val="both"/>
       </w:pPr>
@@ -1497,7 +1774,7 @@
     </w:p>
     <w:p>
       <w:pPr>
-        <w:spacing w:after="40"/>
+        <w:spacing w:after="40" w:line="276" w:lineRule="auto"/>
         <w:jc w:val="both"/>
       </w:pPr>
       <w:r>
@@ -1513,7 +1790,7 @@
     </w:p>
     <w:p>
       <w:pPr>
-        <w:spacing w:after="80"/>
+        <w:spacing w:after="80" w:line="276" w:lineRule="auto"/>
         <w:jc w:val="both"/>
       </w:pPr>
       <w:r>
@@ -2346,7 +2623,7 @@
     </w:tbl>
     <w:p>
       <w:pPr>
-        <w:spacing w:before="120" w:after="80"/>
+        <w:spacing w:before="120" w:after="80" w:line="276" w:lineRule="auto"/>
         <w:jc w:val="both"/>
       </w:pPr>
       <w:r>
@@ -2378,7 +2655,7 @@
     </w:p>
     <w:p>
       <w:pPr>
-        <w:spacing w:after="40"/>
+        <w:spacing w:after="40" w:line="276" w:lineRule="auto"/>
         <w:jc w:val="both"/>
       </w:pPr>
       <w:r>
@@ -2394,7 +2671,7 @@
     </w:p>
     <w:p>
       <w:pPr>
-        <w:spacing w:after="80"/>
+        <w:spacing w:after="80" w:line="276" w:lineRule="auto"/>
         <w:jc w:val="both"/>
       </w:pPr>
       <w:r>
@@ -4186,7 +4463,7 @@
     </w:tbl>
     <w:p>
       <w:pPr>
-        <w:spacing w:before="120" w:after="80"/>
+        <w:spacing w:before="120" w:after="80" w:line="276" w:lineRule="auto"/>
         <w:jc w:val="both"/>
       </w:pPr>
       <w:r>
@@ -4218,7 +4495,7 @@
     </w:p>
     <w:p>
       <w:pPr>
-        <w:spacing w:after="40"/>
+        <w:spacing w:after="40" w:line="276" w:lineRule="auto"/>
         <w:jc w:val="both"/>
       </w:pPr>
       <w:r>
@@ -4234,7 +4511,7 @@
     </w:p>
     <w:p>
       <w:pPr>
-        <w:spacing w:after="80"/>
+        <w:spacing w:after="80" w:line="276" w:lineRule="auto"/>
         <w:jc w:val="both"/>
       </w:pPr>
       <w:r>
@@ -6357,7 +6634,7 @@
     </w:tbl>
     <w:p>
       <w:pPr>
-        <w:spacing w:before="120" w:after="80"/>
+        <w:spacing w:before="120" w:after="80" w:line="276" w:lineRule="auto"/>
         <w:jc w:val="both"/>
       </w:pPr>
       <w:r>
@@ -6389,7 +6666,7 @@
     </w:p>
     <w:p>
       <w:pPr>
-        <w:spacing w:after="40"/>
+        <w:spacing w:after="40" w:line="276" w:lineRule="auto"/>
         <w:jc w:val="both"/>
       </w:pPr>
       <w:r>
@@ -6405,7 +6682,7 @@
     </w:p>
     <w:p>
       <w:pPr>
-        <w:spacing w:after="80"/>
+        <w:spacing w:after="80" w:line="276" w:lineRule="auto"/>
         <w:jc w:val="both"/>
       </w:pPr>
       <w:r>
@@ -8496,7 +8773,7 @@
     </w:tbl>
     <w:p>
       <w:pPr>
-        <w:spacing w:before="120" w:after="80"/>
+        <w:spacing w:before="120" w:after="80" w:line="276" w:lineRule="auto"/>
         <w:jc w:val="both"/>
       </w:pPr>
       <w:r>
@@ -8520,7 +8797,7 @@
     </w:p>
     <w:p>
       <w:pPr>
-        <w:spacing w:after="40"/>
+        <w:spacing w:after="40" w:line="276" w:lineRule="auto"/>
         <w:jc w:val="both"/>
       </w:pPr>
       <w:r>
@@ -8536,7 +8813,7 @@
     </w:p>
     <w:p>
       <w:pPr>
-        <w:spacing w:after="80"/>
+        <w:spacing w:after="80" w:line="276" w:lineRule="auto"/>
         <w:jc w:val="both"/>
       </w:pPr>
       <w:r>
@@ -9484,7 +9761,7 @@
     </w:tbl>
     <w:p>
       <w:pPr>
-        <w:spacing w:before="120" w:after="80"/>
+        <w:spacing w:before="120" w:after="80" w:line="276" w:lineRule="auto"/>
         <w:jc w:val="both"/>
       </w:pPr>
       <w:r>
@@ -9516,7 +9793,7 @@
     </w:p>
     <w:p>
       <w:pPr>
-        <w:spacing w:after="40"/>
+        <w:spacing w:after="40" w:line="276" w:lineRule="auto"/>
         <w:jc w:val="both"/>
       </w:pPr>
       <w:r>
@@ -9532,7 +9809,7 @@
     </w:p>
     <w:p>
       <w:pPr>
-        <w:spacing w:after="80"/>
+        <w:spacing w:after="80" w:line="276" w:lineRule="auto"/>
         <w:jc w:val="both"/>
       </w:pPr>
       <w:r>
@@ -10507,7 +10784,7 @@
     </w:tbl>
     <w:p>
       <w:pPr>
-        <w:spacing w:before="120" w:after="80"/>
+        <w:spacing w:before="120" w:after="80" w:line="276" w:lineRule="auto"/>
         <w:jc w:val="both"/>
       </w:pPr>
       <w:r>
@@ -10531,7 +10808,7 @@
     </w:p>
     <w:p>
       <w:pPr>
-        <w:spacing w:after="40"/>
+        <w:spacing w:after="40" w:line="276" w:lineRule="auto"/>
         <w:jc w:val="both"/>
       </w:pPr>
       <w:r>
@@ -10556,7 +10833,7 @@
     </w:p>
     <w:p>
       <w:pPr>
-        <w:spacing w:after="80"/>
+        <w:spacing w:after="80" w:line="276" w:lineRule="auto"/>
         <w:jc w:val="both"/>
       </w:pPr>
       <w:r>
@@ -11730,7 +12007,7 @@
     </w:tbl>
     <w:p>
       <w:pPr>
-        <w:spacing w:before="120" w:after="80"/>
+        <w:spacing w:before="120" w:after="80" w:line="276" w:lineRule="auto"/>
         <w:jc w:val="both"/>
       </w:pPr>
       <w:r>
@@ -11762,7 +12039,7 @@
     </w:p>
     <w:p>
       <w:pPr>
-        <w:spacing w:after="40"/>
+        <w:spacing w:after="40" w:line="276" w:lineRule="auto"/>
         <w:jc w:val="both"/>
       </w:pPr>
       <w:r>
@@ -11778,7 +12055,7 @@
     </w:p>
     <w:p>
       <w:pPr>
-        <w:spacing w:after="80"/>
+        <w:spacing w:after="80" w:line="276" w:lineRule="auto"/>
         <w:jc w:val="both"/>
       </w:pPr>
       <w:r>
@@ -12572,7 +12849,7 @@
     </w:tbl>
     <w:p>
       <w:pPr>
-        <w:spacing w:before="120" w:after="80"/>
+        <w:spacing w:before="120" w:after="80" w:line="276" w:lineRule="auto"/>
         <w:jc w:val="both"/>
       </w:pPr>
       <w:r>
@@ -12605,7 +12882,7 @@
     </w:p>
     <w:p>
       <w:pPr>
-        <w:spacing w:before="200" w:after="120"/>
+        <w:spacing w:before="200" w:after="120" w:line="276" w:lineRule="auto"/>
         <w:jc w:val="both"/>
       </w:pPr>
       <w:r>
@@ -12621,7 +12898,7 @@
     </w:p>
     <w:p>
       <w:pPr>
-        <w:spacing w:before="40" w:after="40"/>
+        <w:spacing w:before="40" w:after="40" w:line="276" w:lineRule="auto"/>
         <w:ind w:left="360"/>
         <w:jc w:val="both"/>
       </w:pPr>
@@ -12644,7 +12921,7 @@
     </w:p>
     <w:p>
       <w:pPr>
-        <w:spacing w:before="40" w:after="40"/>
+        <w:spacing w:before="40" w:after="40" w:line="276" w:lineRule="auto"/>
         <w:ind w:left="360"/>
         <w:jc w:val="both"/>
       </w:pPr>
@@ -12659,7 +12936,7 @@
     </w:p>
     <w:p>
       <w:pPr>
-        <w:spacing w:before="40" w:after="40"/>
+        <w:spacing w:before="40" w:after="40" w:line="276" w:lineRule="auto"/>
         <w:ind w:left="360"/>
         <w:jc w:val="both"/>
       </w:pPr>
@@ -12682,7 +12959,7 @@
     </w:p>
     <w:p>
       <w:pPr>
-        <w:spacing w:before="40" w:after="40"/>
+        <w:spacing w:before="40" w:after="40" w:line="276" w:lineRule="auto"/>
         <w:ind w:left="360"/>
         <w:jc w:val="both"/>
       </w:pPr>
@@ -12697,7 +12974,7 @@
     </w:p>
     <w:p>
       <w:pPr>
-        <w:spacing w:before="40" w:after="40"/>
+        <w:spacing w:before="40" w:after="40" w:line="276" w:lineRule="auto"/>
         <w:ind w:left="360"/>
         <w:jc w:val="both"/>
       </w:pPr>
@@ -12720,7 +12997,7 @@
     </w:p>
     <w:p>
       <w:pPr>
-        <w:spacing w:before="40" w:after="40"/>
+        <w:spacing w:before="40" w:after="40" w:line="276" w:lineRule="auto"/>
         <w:ind w:left="360"/>
         <w:jc w:val="both"/>
       </w:pPr>
@@ -12743,7 +13020,7 @@
     </w:p>
     <w:p>
       <w:pPr>
-        <w:spacing w:before="40" w:after="40"/>
+        <w:spacing w:before="40" w:after="40" w:line="276" w:lineRule="auto"/>
         <w:ind w:left="360"/>
         <w:jc w:val="both"/>
       </w:pPr>
@@ -12758,7 +13035,7 @@
     </w:p>
     <w:p>
       <w:pPr>
-        <w:spacing w:before="40" w:after="40"/>
+        <w:spacing w:before="40" w:after="40" w:line="276" w:lineRule="auto"/>
         <w:ind w:left="360"/>
         <w:jc w:val="both"/>
       </w:pPr>
@@ -12781,7 +13058,7 @@
     </w:p>
     <w:p>
       <w:pPr>
-        <w:spacing w:before="40" w:after="40"/>
+        <w:spacing w:before="40" w:after="40" w:line="276" w:lineRule="auto"/>
         <w:ind w:left="360"/>
         <w:jc w:val="both"/>
       </w:pPr>
